--- a/hin/docx/005.content.docx
+++ b/hin/docx/005.content.docx
@@ -646,7 +646,7 @@
         <w:rPr>
           <w:lang w:val="hi_IN" w:bidi="hi_IN"/>
         </w:rPr>
-        <w:t>ऊँटकटारे</w:t>
+        <w:t>ऊँट के बालों का चोगा</w:t>
       </w:r>
       <w:r>
         <w:rPr>
@@ -682,7 +682,7 @@
       <w:r>
         <w:drawing>
           <wp:inline xmlns:a="http://schemas.openxmlformats.org/drawingml/2006/main" xmlns:pic="http://schemas.openxmlformats.org/drawingml/2006/picture">
-            <wp:extent cx="6096000" cy="4389120"/>
+            <wp:extent cx="6096000" cy="4090416"/>
             <wp:docPr id="5" name="Picture 5"/>
             <wp:cNvGraphicFramePr>
               <a:graphicFrameLocks noChangeAspect="1"/>
@@ -703,7 +703,7 @@
                   <pic:spPr>
                     <a:xfrm>
                       <a:off x="0" y="0"/>
-                      <a:ext cx="6096000" cy="4389120"/>
+                      <a:ext cx="6096000" cy="4090416"/>
                     </a:xfrm>
                     <a:prstGeom prst="rect"/>
                   </pic:spPr>
@@ -760,7 +760,7 @@
         <w:rPr>
           <w:lang w:val="hi_IN" w:bidi="hi_IN"/>
         </w:rPr>
-        <w:t>ऊँटकटारे</w:t>
+        <w:t>ऊँट के बालों का चोगा</w:t>
       </w:r>
       <w:r>
         <w:rPr>
@@ -796,7 +796,7 @@
       <w:r>
         <w:drawing>
           <wp:inline xmlns:a="http://schemas.openxmlformats.org/drawingml/2006/main" xmlns:pic="http://schemas.openxmlformats.org/drawingml/2006/picture">
-            <wp:extent cx="6096000" cy="4066032"/>
+            <wp:extent cx="6096000" cy="4090416"/>
             <wp:docPr id="6" name="Picture 6"/>
             <wp:cNvGraphicFramePr>
               <a:graphicFrameLocks noChangeAspect="1"/>
@@ -817,7 +817,7 @@
                   <pic:spPr>
                     <a:xfrm>
                       <a:off x="0" y="0"/>
-                      <a:ext cx="6096000" cy="4066032"/>
+                      <a:ext cx="6096000" cy="4090416"/>
                     </a:xfrm>
                     <a:prstGeom prst="rect"/>
                   </pic:spPr>
@@ -874,7 +874,7 @@
         <w:rPr>
           <w:lang w:val="hi_IN" w:bidi="hi_IN"/>
         </w:rPr>
-        <w:t>ऊपरी कमरा</w:t>
+        <w:t>ऊँट के बालों का चोगा</w:t>
       </w:r>
       <w:r>
         <w:rPr>
@@ -910,7 +910,7 @@
       <w:r>
         <w:drawing>
           <wp:inline xmlns:a="http://schemas.openxmlformats.org/drawingml/2006/main" xmlns:pic="http://schemas.openxmlformats.org/drawingml/2006/picture">
-            <wp:extent cx="6096000" cy="4572000"/>
+            <wp:extent cx="6096000" cy="4084320"/>
             <wp:docPr id="7" name="Picture 7"/>
             <wp:cNvGraphicFramePr>
               <a:graphicFrameLocks noChangeAspect="1"/>
@@ -931,7 +931,7 @@
                   <pic:spPr>
                     <a:xfrm>
                       <a:off x="0" y="0"/>
-                      <a:ext cx="6096000" cy="4572000"/>
+                      <a:ext cx="6096000" cy="4084320"/>
                     </a:xfrm>
                     <a:prstGeom prst="rect"/>
                   </pic:spPr>
@@ -988,7 +988,7 @@
         <w:rPr>
           <w:lang w:val="hi_IN" w:bidi="hi_IN"/>
         </w:rPr>
-        <w:t>ऊपरी कमरा</w:t>
+        <w:t>ऊँटकटारे</w:t>
       </w:r>
       <w:r>
         <w:rPr>
@@ -1024,7 +1024,7 @@
       <w:r>
         <w:drawing>
           <wp:inline xmlns:a="http://schemas.openxmlformats.org/drawingml/2006/main" xmlns:pic="http://schemas.openxmlformats.org/drawingml/2006/picture">
-            <wp:extent cx="6096000" cy="4572000"/>
+            <wp:extent cx="6096000" cy="4389120"/>
             <wp:docPr id="8" name="Picture 8"/>
             <wp:cNvGraphicFramePr>
               <a:graphicFrameLocks noChangeAspect="1"/>
@@ -1045,7 +1045,7 @@
                   <pic:spPr>
                     <a:xfrm>
                       <a:off x="0" y="0"/>
-                      <a:ext cx="6096000" cy="4572000"/>
+                      <a:ext cx="6096000" cy="4389120"/>
                     </a:xfrm>
                     <a:prstGeom prst="rect"/>
                   </pic:spPr>
@@ -1102,7 +1102,7 @@
         <w:rPr>
           <w:lang w:val="hi_IN" w:bidi="hi_IN"/>
         </w:rPr>
-        <w:t>ऊपरी कमरा</w:t>
+        <w:t>ऊँटकटारे</w:t>
       </w:r>
       <w:r>
         <w:rPr>
@@ -1138,7 +1138,7 @@
       <w:r>
         <w:drawing>
           <wp:inline xmlns:a="http://schemas.openxmlformats.org/drawingml/2006/main" xmlns:pic="http://schemas.openxmlformats.org/drawingml/2006/picture">
-            <wp:extent cx="6096000" cy="6096000"/>
+            <wp:extent cx="6096000" cy="4066032"/>
             <wp:docPr id="9" name="Picture 9"/>
             <wp:cNvGraphicFramePr>
               <a:graphicFrameLocks noChangeAspect="1"/>
@@ -1159,6 +1159,348 @@
                   <pic:spPr>
                     <a:xfrm>
                       <a:off x="0" y="0"/>
+                      <a:ext cx="6096000" cy="4066032"/>
+                    </a:xfrm>
+                    <a:prstGeom prst="rect"/>
+                  </pic:spPr>
+                </pic:pic>
+              </a:graphicData>
+            </a:graphic>
+          </wp:inline>
+        </w:drawing>
+      </w:r>
+    </w:p>
+    <w:p>
+      <w:pPr/>
+      <w:r>
+        <w:rPr>
+          <w:lang w:val="hi_IN" w:bidi="hi_IN"/>
+        </w:rPr>
+      </w:r>
+      <w:hyperlink r:id="rId30">
+        <w:r>
+          <w:rPr>
+            <w:lang w:val="hi_IN" w:bidi="hi_IN"/>
+          </w:rPr>
+          <w:rPr>
+            <w:color w:val="0000EE"/>
+            <w:u w:val="single"/>
+          </w:rPr>
+          <w:t>link</w:t>
+        </w:r>
+      </w:hyperlink>
+      <w:r>
+        <w:rPr>
+          <w:lang w:val="hi_IN" w:bidi="hi_IN"/>
+        </w:rPr>
+      </w:r>
+      <w:r>
+        <w:rPr>
+          <w:lang w:val="hi_IN" w:bidi="hi_IN"/>
+        </w:rPr>
+      </w:r>
+    </w:p>
+    <w:p>
+      <w:pPr/>
+      <w:r>
+        <w:rPr>
+          <w:lang w:val="hi_IN" w:bidi="hi_IN"/>
+        </w:rPr>
+      </w:r>
+    </w:p>
+    <w:p>
+      <w:pPr>
+        <w:pStyle w:val="Heading2"/>
+      </w:pPr>
+      <w:r>
+        <w:rPr>
+          <w:lang w:val="hi_IN" w:bidi="hi_IN"/>
+        </w:rPr>
+        <w:t>ऊपरी कमरा</w:t>
+      </w:r>
+      <w:r>
+        <w:rPr>
+          <w:lang w:val="hi_IN" w:bidi="hi_IN"/>
+        </w:rPr>
+      </w:r>
+    </w:p>
+    <w:p>
+      <w:pPr>
+        <w:pStyle w:val="Heading4"/>
+      </w:pPr>
+      <w:r>
+        <w:rPr>
+          <w:lang w:val="hi_IN" w:bidi="hi_IN"/>
+        </w:rPr>
+        <w:t>Image Content</w:t>
+      </w:r>
+      <w:r>
+        <w:rPr>
+          <w:lang w:val="hi_IN" w:bidi="hi_IN"/>
+        </w:rPr>
+      </w:r>
+    </w:p>
+    <w:p>
+      <w:pPr/>
+      <w:r>
+        <w:rPr>
+          <w:lang w:val="hi_IN" w:bidi="hi_IN"/>
+        </w:rPr>
+      </w:r>
+    </w:p>
+    <w:p>
+      <w:r>
+        <w:drawing>
+          <wp:inline xmlns:a="http://schemas.openxmlformats.org/drawingml/2006/main" xmlns:pic="http://schemas.openxmlformats.org/drawingml/2006/picture">
+            <wp:extent cx="6096000" cy="4572000"/>
+            <wp:docPr id="10" name="Picture 10"/>
+            <wp:cNvGraphicFramePr>
+              <a:graphicFrameLocks noChangeAspect="1"/>
+            </wp:cNvGraphicFramePr>
+            <a:graphic>
+              <a:graphicData uri="http://schemas.openxmlformats.org/drawingml/2006/picture">
+                <pic:pic>
+                  <pic:nvPicPr>
+                    <pic:cNvPr id="0" name="image.jpg"/>
+                    <pic:cNvPicPr/>
+                  </pic:nvPicPr>
+                  <pic:blipFill>
+                    <a:blip r:embed="rId31"/>
+                    <a:stretch>
+                      <a:fillRect/>
+                    </a:stretch>
+                  </pic:blipFill>
+                  <pic:spPr>
+                    <a:xfrm>
+                      <a:off x="0" y="0"/>
+                      <a:ext cx="6096000" cy="4572000"/>
+                    </a:xfrm>
+                    <a:prstGeom prst="rect"/>
+                  </pic:spPr>
+                </pic:pic>
+              </a:graphicData>
+            </a:graphic>
+          </wp:inline>
+        </w:drawing>
+      </w:r>
+    </w:p>
+    <w:p>
+      <w:pPr/>
+      <w:r>
+        <w:rPr>
+          <w:lang w:val="hi_IN" w:bidi="hi_IN"/>
+        </w:rPr>
+      </w:r>
+      <w:hyperlink r:id="rId32">
+        <w:r>
+          <w:rPr>
+            <w:lang w:val="hi_IN" w:bidi="hi_IN"/>
+          </w:rPr>
+          <w:rPr>
+            <w:color w:val="0000EE"/>
+            <w:u w:val="single"/>
+          </w:rPr>
+          <w:t>link</w:t>
+        </w:r>
+      </w:hyperlink>
+      <w:r>
+        <w:rPr>
+          <w:lang w:val="hi_IN" w:bidi="hi_IN"/>
+        </w:rPr>
+      </w:r>
+      <w:r>
+        <w:rPr>
+          <w:lang w:val="hi_IN" w:bidi="hi_IN"/>
+        </w:rPr>
+      </w:r>
+    </w:p>
+    <w:p>
+      <w:pPr/>
+      <w:r>
+        <w:rPr>
+          <w:lang w:val="hi_IN" w:bidi="hi_IN"/>
+        </w:rPr>
+      </w:r>
+    </w:p>
+    <w:p>
+      <w:pPr>
+        <w:pStyle w:val="Heading2"/>
+      </w:pPr>
+      <w:r>
+        <w:rPr>
+          <w:lang w:val="hi_IN" w:bidi="hi_IN"/>
+        </w:rPr>
+        <w:t>ऊपरी कमरा</w:t>
+      </w:r>
+      <w:r>
+        <w:rPr>
+          <w:lang w:val="hi_IN" w:bidi="hi_IN"/>
+        </w:rPr>
+      </w:r>
+    </w:p>
+    <w:p>
+      <w:pPr>
+        <w:pStyle w:val="Heading4"/>
+      </w:pPr>
+      <w:r>
+        <w:rPr>
+          <w:lang w:val="hi_IN" w:bidi="hi_IN"/>
+        </w:rPr>
+        <w:t>Image Content</w:t>
+      </w:r>
+      <w:r>
+        <w:rPr>
+          <w:lang w:val="hi_IN" w:bidi="hi_IN"/>
+        </w:rPr>
+      </w:r>
+    </w:p>
+    <w:p>
+      <w:pPr/>
+      <w:r>
+        <w:rPr>
+          <w:lang w:val="hi_IN" w:bidi="hi_IN"/>
+        </w:rPr>
+      </w:r>
+    </w:p>
+    <w:p>
+      <w:r>
+        <w:drawing>
+          <wp:inline xmlns:a="http://schemas.openxmlformats.org/drawingml/2006/main" xmlns:pic="http://schemas.openxmlformats.org/drawingml/2006/picture">
+            <wp:extent cx="6096000" cy="4572000"/>
+            <wp:docPr id="11" name="Picture 11"/>
+            <wp:cNvGraphicFramePr>
+              <a:graphicFrameLocks noChangeAspect="1"/>
+            </wp:cNvGraphicFramePr>
+            <a:graphic>
+              <a:graphicData uri="http://schemas.openxmlformats.org/drawingml/2006/picture">
+                <pic:pic>
+                  <pic:nvPicPr>
+                    <pic:cNvPr id="0" name="image.jpg"/>
+                    <pic:cNvPicPr/>
+                  </pic:nvPicPr>
+                  <pic:blipFill>
+                    <a:blip r:embed="rId33"/>
+                    <a:stretch>
+                      <a:fillRect/>
+                    </a:stretch>
+                  </pic:blipFill>
+                  <pic:spPr>
+                    <a:xfrm>
+                      <a:off x="0" y="0"/>
+                      <a:ext cx="6096000" cy="4572000"/>
+                    </a:xfrm>
+                    <a:prstGeom prst="rect"/>
+                  </pic:spPr>
+                </pic:pic>
+              </a:graphicData>
+            </a:graphic>
+          </wp:inline>
+        </w:drawing>
+      </w:r>
+    </w:p>
+    <w:p>
+      <w:pPr/>
+      <w:r>
+        <w:rPr>
+          <w:lang w:val="hi_IN" w:bidi="hi_IN"/>
+        </w:rPr>
+      </w:r>
+      <w:hyperlink r:id="rId34">
+        <w:r>
+          <w:rPr>
+            <w:lang w:val="hi_IN" w:bidi="hi_IN"/>
+          </w:rPr>
+          <w:rPr>
+            <w:color w:val="0000EE"/>
+            <w:u w:val="single"/>
+          </w:rPr>
+          <w:t>link</w:t>
+        </w:r>
+      </w:hyperlink>
+      <w:r>
+        <w:rPr>
+          <w:lang w:val="hi_IN" w:bidi="hi_IN"/>
+        </w:rPr>
+      </w:r>
+      <w:r>
+        <w:rPr>
+          <w:lang w:val="hi_IN" w:bidi="hi_IN"/>
+        </w:rPr>
+      </w:r>
+    </w:p>
+    <w:p>
+      <w:pPr/>
+      <w:r>
+        <w:rPr>
+          <w:lang w:val="hi_IN" w:bidi="hi_IN"/>
+        </w:rPr>
+      </w:r>
+    </w:p>
+    <w:p>
+      <w:pPr>
+        <w:pStyle w:val="Heading2"/>
+      </w:pPr>
+      <w:r>
+        <w:rPr>
+          <w:lang w:val="hi_IN" w:bidi="hi_IN"/>
+        </w:rPr>
+        <w:t>ऊपरी कमरा</w:t>
+      </w:r>
+      <w:r>
+        <w:rPr>
+          <w:lang w:val="hi_IN" w:bidi="hi_IN"/>
+        </w:rPr>
+      </w:r>
+    </w:p>
+    <w:p>
+      <w:pPr>
+        <w:pStyle w:val="Heading4"/>
+      </w:pPr>
+      <w:r>
+        <w:rPr>
+          <w:lang w:val="hi_IN" w:bidi="hi_IN"/>
+        </w:rPr>
+        <w:t>Image Content</w:t>
+      </w:r>
+      <w:r>
+        <w:rPr>
+          <w:lang w:val="hi_IN" w:bidi="hi_IN"/>
+        </w:rPr>
+      </w:r>
+    </w:p>
+    <w:p>
+      <w:pPr/>
+      <w:r>
+        <w:rPr>
+          <w:lang w:val="hi_IN" w:bidi="hi_IN"/>
+        </w:rPr>
+      </w:r>
+    </w:p>
+    <w:p>
+      <w:r>
+        <w:drawing>
+          <wp:inline xmlns:a="http://schemas.openxmlformats.org/drawingml/2006/main" xmlns:pic="http://schemas.openxmlformats.org/drawingml/2006/picture">
+            <wp:extent cx="6096000" cy="6096000"/>
+            <wp:docPr id="12" name="Picture 12"/>
+            <wp:cNvGraphicFramePr>
+              <a:graphicFrameLocks noChangeAspect="1"/>
+            </wp:cNvGraphicFramePr>
+            <a:graphic>
+              <a:graphicData uri="http://schemas.openxmlformats.org/drawingml/2006/picture">
+                <pic:pic>
+                  <pic:nvPicPr>
+                    <pic:cNvPr id="0" name="image.jpg"/>
+                    <pic:cNvPicPr/>
+                  </pic:nvPicPr>
+                  <pic:blipFill>
+                    <a:blip r:embed="rId35"/>
+                    <a:stretch>
+                      <a:fillRect/>
+                    </a:stretch>
+                  </pic:blipFill>
+                  <pic:spPr>
+                    <a:xfrm>
+                      <a:off x="0" y="0"/>
                       <a:ext cx="6096000" cy="6096000"/>
                     </a:xfrm>
                     <a:prstGeom prst="rect"/>
@@ -1177,7 +1519,7 @@
           <w:lang w:val="hi_IN" w:bidi="hi_IN"/>
         </w:rPr>
       </w:r>
-      <w:hyperlink r:id="rId30">
+      <w:hyperlink r:id="rId36">
         <w:r>
           <w:rPr>
             <w:lang w:val="hi_IN" w:bidi="hi_IN"/>
